--- a/published/ai-robotics/03_control_estimation/08_planning/lecture-content/08_planning-module.docx
+++ b/published/ai-robotics/03_control_estimation/08_planning/lecture-content/08_planning-module.docx
@@ -19,7 +19,7 @@
     </w:p>
     <w:p>
       <w:r>
-        <w:t>This module explores Planning . In the Robotics curriculum, we approach this topic with a focus on specific applications and theoretical depth appropriate for the audience. Planning is a critical component of the 8-part Active Inference spine, bridging the gap between [Previous Topic] and [Next Topic].</w:t>
+        <w:t>This module explores Planning . In the Robotics curriculum, we approach this topic with a focus on specific applications and theoretical depth appropriate for the audience. Planning is a critical component of the 8-part Active Inference spine, bridging the gap between Communication and Systems.</w:t>
       </w:r>
     </w:p>
     <w:p>
@@ -66,9 +66,9 @@
       <w:r>
         <w:t>In Robotics, we see Planning manifest in:</w:t>
         <w:br/>
-        <w:t>* Specific Example 1 : [Add domain-specific example here]</w:t>
+        <w:t>* Specific Example 1 : A Model Predictive Control (MPC) planner for an autonomous vehicle evaluates candidate steering and acceleration sequences over a 3-second receding horizon by simulating the vehicle's dynamics model forward in time and scoring each trajectory against a cost function encoding lane-center tracking, speed maintenance, and collision avoidance; this is precisely Active Inference planning through expected free energy evaluation -- each candidate policy's predicted sensory consequences (future positions) are compared against prior preferences (stay in lane, maintain speed), and the policy with minimum expected free energy is selected.</w:t>
         <w:br/>
-        <w:t>* Specific Example 2 : [Add domain-specific example here]</w:t>
+        <w:t>* Specific Example 2 : A trajectory optimization planner using iterative LQR (iLQR) computes locally optimal manipulation trajectories for a 7-DOF arm by alternating between a forward simulation pass (predicting the trajectory under current controls) and a backward pass (computing corrective feedback gains via dynamic programming); each iteration reduces the expected cost, which maps to expected free energy minimization -- the planner converges when prediction errors between the desired goal state and the simulated final state fall below the task-required tolerance.</w:t>
       </w:r>
     </w:p>
     <w:p>
